--- a/fattura_template_ita.docx
+++ b/fattura_template_ita.docx
@@ -5789,6 +5789,32 @@
           <w:szCs w:val="20"/>
         </w:rPr>
       </w:pPr>
+    </w:p>
+    <w:p>
+      <w:pPr>
+        <w:tabs>
+          <w:tab w:val="center" w:pos="4820"/>
+          <w:tab w:val="left" w:pos="4860"/>
+          <w:tab w:val="right" w:pos="9639"/>
+        </w:tabs>
+        <w:spacing w:after="0" w:line="240" w:lineRule="auto"/>
+        <w:rPr>
+          <w:rFonts w:cs="Courier New"/>
+          <w:sz w:val="20"/>
+          <w:szCs w:val="20"/>
+          <w:lang w:val="en-GB"/>
+        </w:rPr>
+      </w:pPr>
+      <w:r>
+        <w:rPr>
+          <w:rFonts w:cs="Courier New"/>
+          <w:sz w:val="20"/>
+          <w:szCs w:val="20"/>
+          <w:highlight w:val="yellow"/>
+          <w:lang w:val="en-GB"/>
+        </w:rPr>
+        <w:t>Notes and comments (ex. VAT excluded)</w:t>
+      </w:r>
     </w:p>
     <w:sectPr>
       <w:headerReference w:type="default" r:id="rId9"/>
